--- a/lessons/10-2-group1/homework.docx
+++ b/lessons/10-2-group1/homework.docx
@@ -115,7 +115,7 @@
           <wp:inline distT="0" distB="0" distL="0" distR="0">
             <wp:extent cx="1047750" cy="790575"/>
             <wp:effectExtent t="0" r="0" b="0" l="0"/>
-            <wp:docPr id="1" name="" descr="" title=""/>
+            <wp:docPr id="1" name="symmetric" descr="Picture illustrating the vocabulary word &quot;symmetric&quot;" title="symmetric"/>
             <wp:cNvGraphicFramePr>
               <a:graphicFrameLocks xmlns:a="http://schemas.openxmlformats.org/drawingml/2006/main" noChangeAspect="1"/>
             </wp:cNvGraphicFramePr>
@@ -178,7 +178,7 @@
           <wp:inline distT="0" distB="0" distL="0" distR="0">
             <wp:extent cx="1047750" cy="790575"/>
             <wp:effectExtent t="0" r="0" b="0" l="0"/>
-            <wp:docPr id="1" name="" descr="" title=""/>
+            <wp:docPr id="1" name="mirror image" descr="Picture illustrating the vocabulary word &quot;mirror image&quot;" title="mirror image"/>
             <wp:cNvGraphicFramePr>
               <a:graphicFrameLocks xmlns:a="http://schemas.openxmlformats.org/drawingml/2006/main" noChangeAspect="1"/>
             </wp:cNvGraphicFramePr>
@@ -241,7 +241,7 @@
           <wp:inline distT="0" distB="0" distL="0" distR="0">
             <wp:extent cx="1047750" cy="790575"/>
             <wp:effectExtent t="0" r="0" b="0" l="0"/>
-            <wp:docPr id="1" name="" descr="" title=""/>
+            <wp:docPr id="1" name="bilateral symmetry" descr="Picture illustrating the vocabulary word &quot;bilateral symmetry&quot;" title="bilateral symmetry"/>
             <wp:cNvGraphicFramePr>
               <a:graphicFrameLocks xmlns:a="http://schemas.openxmlformats.org/drawingml/2006/main" noChangeAspect="1"/>
             </wp:cNvGraphicFramePr>
@@ -304,7 +304,7 @@
           <wp:inline distT="0" distB="0" distL="0" distR="0">
             <wp:extent cx="1047750" cy="790575"/>
             <wp:effectExtent t="0" r="0" b="0" l="0"/>
-            <wp:docPr id="1" name="" descr="" title=""/>
+            <wp:docPr id="1" name="line of symmetry" descr="Picture illustrating the vocabulary word &quot;line of symmetry&quot;" title="line of symmetry"/>
             <wp:cNvGraphicFramePr>
               <a:graphicFrameLocks xmlns:a="http://schemas.openxmlformats.org/drawingml/2006/main" noChangeAspect="1"/>
             </wp:cNvGraphicFramePr>
@@ -367,7 +367,7 @@
           <wp:inline distT="0" distB="0" distL="0" distR="0">
             <wp:extent cx="1047750" cy="790575"/>
             <wp:effectExtent t="0" r="0" b="0" l="0"/>
-            <wp:docPr id="1" name="" descr="" title=""/>
+            <wp:docPr id="1" name="balance" descr="Picture illustrating the vocabulary word &quot;balance&quot;" title="balance"/>
             <wp:cNvGraphicFramePr>
               <a:graphicFrameLocks xmlns:a="http://schemas.openxmlformats.org/drawingml/2006/main" noChangeAspect="1"/>
             </wp:cNvGraphicFramePr>
@@ -461,15 +461,15 @@
         <w:spacing w:after="40" w:before="0"/>
       </w:pPr>
       <w:r>
-        <w:t xml:space="preserve">     A. The two sides of the butterfly look like mirror images</w:t>
-      </w:r>
-    </w:p>
-    <w:p>
-      <w:pPr>
-        <w:spacing w:after="40" w:before="0"/>
-      </w:pPr>
-      <w:r>
-        <w:t xml:space="preserve">     B. The butterfly has exactly two wings</w:t>
+        <w:t xml:space="preserve">     A. The butterfly has exactly two wings</w:t>
+      </w:r>
+    </w:p>
+    <w:p>
+      <w:pPr>
+        <w:spacing w:after="40" w:before="0"/>
+      </w:pPr>
+      <w:r>
+        <w:t xml:space="preserve">     B. The two sides of the butterfly look like mirror images</w:t>
       </w:r>
     </w:p>
     <w:p>
@@ -516,23 +516,23 @@
         <w:spacing w:after="40" w:before="0"/>
       </w:pPr>
       <w:r>
-        <w:t xml:space="preserve">     A. bilateral symmetry</w:t>
-      </w:r>
-    </w:p>
-    <w:p>
-      <w:pPr>
-        <w:spacing w:after="40" w:before="0"/>
-      </w:pPr>
-      <w:r>
-        <w:t xml:space="preserve">     B. rotational symmetry</w:t>
-      </w:r>
-    </w:p>
-    <w:p>
-      <w:pPr>
-        <w:spacing w:after="40" w:before="0"/>
-      </w:pPr>
-      <w:r>
-        <w:t xml:space="preserve">     C. a mirror image</w:t>
+        <w:t xml:space="preserve">     A. rotational symmetry</w:t>
+      </w:r>
+    </w:p>
+    <w:p>
+      <w:pPr>
+        <w:spacing w:after="40" w:before="0"/>
+      </w:pPr>
+      <w:r>
+        <w:t xml:space="preserve">     B. a mirror image</w:t>
+      </w:r>
+    </w:p>
+    <w:p>
+      <w:pPr>
+        <w:spacing w:after="40" w:before="0"/>
+      </w:pPr>
+      <w:r>
+        <w:t xml:space="preserve">     C. bilateral symmetry</w:t>
       </w:r>
     </w:p>
     <w:p>
@@ -563,7 +563,118 @@
           <w:b/>
           <w:bCs/>
         </w:rPr>
-        <w:t xml:space="preserve">3. Why do people find symmetry pleasing?</w:t>
+        <w:t xml:space="preserve">3. How can you SHOW that a layer of two leaves has bilateral symmetry?</w:t>
+      </w:r>
+    </w:p>
+    <w:p>
+      <w:pPr>
+        <w:spacing w:after="40" w:before="0"/>
+      </w:pPr>
+      <w:r>
+        <w:t xml:space="preserve">     A. Count the total number of leaves on the plant</w:t>
+      </w:r>
+    </w:p>
+    <w:p>
+      <w:pPr>
+        <w:spacing w:after="40" w:before="0"/>
+      </w:pPr>
+      <w:r>
+        <w:t xml:space="preserve">     B. Measure how tall the plant is</w:t>
+      </w:r>
+    </w:p>
+    <w:p>
+      <w:pPr>
+        <w:spacing w:after="40" w:before="0"/>
+      </w:pPr>
+      <w:r>
+        <w:t xml:space="preserve">     C. Draw a line down the middle of the layer and check that each side mirrors the other</w:t>
+      </w:r>
+    </w:p>
+    <w:p>
+      <w:pPr>
+        <w:spacing w:after="40" w:before="0"/>
+      </w:pPr>
+      <w:r>
+        <w:t xml:space="preserve">     D. Color the two leaves different colors</w:t>
+      </w:r>
+    </w:p>
+    <w:p>
+      <w:pPr>
+        <w:spacing w:after="60" w:before="120"/>
+      </w:pPr>
+      <w:r>
+        <w:rPr>
+          <w:color w:val="BBBBBB"/>
+        </w:rPr>
+        <w:t xml:space="preserve">______________________________________________________________________</w:t>
+      </w:r>
+    </w:p>
+    <w:p>
+      <w:pPr>
+        <w:spacing w:after="80" w:before="0"/>
+      </w:pPr>
+      <w:r>
+        <w:rPr>
+          <w:b/>
+          <w:bCs/>
+        </w:rPr>
+        <w:t xml:space="preserve">4. Name one animal besides a butterfly that has bilateral symmetry.</w:t>
+      </w:r>
+    </w:p>
+    <w:p>
+      <w:pPr>
+        <w:spacing w:after="60" w:before="120"/>
+      </w:pPr>
+      <w:r>
+        <w:rPr>
+          <w:color w:val="BBBBBB"/>
+        </w:rPr>
+        <w:t xml:space="preserve">______________________________________________________________________</w:t>
+      </w:r>
+    </w:p>
+    <w:p>
+      <w:pPr>
+        <w:spacing w:after="60" w:before="120"/>
+      </w:pPr>
+      <w:r>
+        <w:rPr>
+          <w:color w:val="BBBBBB"/>
+        </w:rPr>
+        <w:t xml:space="preserve">______________________________________________________________________</w:t>
+      </w:r>
+    </w:p>
+    <w:p>
+      <w:pPr>
+        <w:spacing w:after="60" w:before="120"/>
+      </w:pPr>
+      <w:r>
+        <w:rPr>
+          <w:color w:val="BBBBBB"/>
+        </w:rPr>
+        <w:t xml:space="preserve">______________________________________________________________________</w:t>
+      </w:r>
+    </w:p>
+    <w:p>
+      <w:pPr>
+        <w:spacing w:after="60" w:before="120"/>
+      </w:pPr>
+      <w:r>
+        <w:rPr>
+          <w:color w:val="BBBBBB"/>
+        </w:rPr>
+        <w:t xml:space="preserve">______________________________________________________________________</w:t>
+      </w:r>
+    </w:p>
+    <w:p>
+      <w:pPr>
+        <w:spacing w:after="80" w:before="0"/>
+      </w:pPr>
+      <w:r>
+        <w:rPr>
+          <w:b/>
+          <w:bCs/>
+        </w:rPr>
+        <w:t xml:space="preserve">5. Why do people find symmetry pleasing?</w:t>
       </w:r>
     </w:p>
     <w:p>
@@ -618,39 +729,39 @@
           <w:b/>
           <w:bCs/>
         </w:rPr>
-        <w:t xml:space="preserve">4. There are over 17,000 species of butterflies, and ALL butterflies have reflective symmetry. About how many of those species have reflective symmetry?</w:t>
-      </w:r>
-    </w:p>
-    <w:p>
-      <w:pPr>
-        <w:spacing w:after="40" w:before="0"/>
-      </w:pPr>
-      <w:r>
-        <w:t xml:space="preserve">     A. All 17,000+ of them</w:t>
-      </w:r>
-    </w:p>
-    <w:p>
-      <w:pPr>
-        <w:spacing w:after="40" w:before="0"/>
-      </w:pPr>
-      <w:r>
-        <w:t xml:space="preserve">     B. About half of them</w:t>
-      </w:r>
-    </w:p>
-    <w:p>
-      <w:pPr>
-        <w:spacing w:after="40" w:before="0"/>
-      </w:pPr>
-      <w:r>
-        <w:t xml:space="preserve">     C. Only the most colorful ones</w:t>
-      </w:r>
-    </w:p>
-    <w:p>
-      <w:pPr>
-        <w:spacing w:after="40" w:before="0"/>
-      </w:pPr>
-      <w:r>
-        <w:t xml:space="preserve">     D. None — symmetry is only in plants</w:t>
+        <w:t xml:space="preserve">6. There are over 17,000 species of butterflies, and ALL butterflies have reflective symmetry. About how many of those species have reflective symmetry?</w:t>
+      </w:r>
+    </w:p>
+    <w:p>
+      <w:pPr>
+        <w:spacing w:after="40" w:before="0"/>
+      </w:pPr>
+      <w:r>
+        <w:t xml:space="preserve">     A. About half of them</w:t>
+      </w:r>
+    </w:p>
+    <w:p>
+      <w:pPr>
+        <w:spacing w:after="40" w:before="0"/>
+      </w:pPr>
+      <w:r>
+        <w:t xml:space="preserve">     B. Only the most colorful ones</w:t>
+      </w:r>
+    </w:p>
+    <w:p>
+      <w:pPr>
+        <w:spacing w:after="40" w:before="0"/>
+      </w:pPr>
+      <w:r>
+        <w:t xml:space="preserve">     C. None — symmetry is only in plants</w:t>
+      </w:r>
+    </w:p>
+    <w:p>
+      <w:pPr>
+        <w:spacing w:after="40" w:before="0"/>
+      </w:pPr>
+      <w:r>
+        <w:t xml:space="preserve">     D. All 17,000+ of them</w:t>
       </w:r>
     </w:p>
     <w:p>
@@ -673,7 +784,7 @@
           <w:b/>
           <w:bCs/>
         </w:rPr>
-        <w:t xml:space="preserve">5. </w:t>
+        <w:t xml:space="preserve">7. Are the two leaves in a real plant layer EXACTLY symmetric? Why might this be?</w:t>
       </w:r>
     </w:p>
     <w:p>
@@ -729,15 +840,15 @@
           <w:b/>
           <w:bCs/>
         </w:rPr>
-        <w:t xml:space="preserve">6. A plant grows 2 leaves at a time, one layer per week. How many leaves has it grown after 6 weeks?</w:t>
-      </w:r>
-    </w:p>
-    <w:p>
-      <w:pPr>
-        <w:spacing w:after="40" w:before="0"/>
-      </w:pPr>
-      <w:r>
-        <w:t xml:space="preserve">     A. 12 leaves</w:t>
+        <w:t xml:space="preserve">8. A plant grows 2 leaves at a time, one layer per week. How many leaves has it grown after 6 weeks?</w:t>
+      </w:r>
+    </w:p>
+    <w:p>
+      <w:pPr>
+        <w:spacing w:after="40" w:before="0"/>
+      </w:pPr>
+      <w:r>
+        <w:t xml:space="preserve">     A. 6 leaves</w:t>
       </w:r>
     </w:p>
     <w:p>
@@ -753,7 +864,7 @@
         <w:spacing w:after="40" w:before="0"/>
       </w:pPr>
       <w:r>
-        <w:t xml:space="preserve">     C. 6 leaves</w:t>
+        <w:t xml:space="preserve">     C. 12 leaves</w:t>
       </w:r>
     </w:p>
     <w:p>
@@ -784,7 +895,35 @@
           <w:b/>
           <w:bCs/>
         </w:rPr>
-        <w:t xml:space="preserve">7. </w:t>
+        <w:t xml:space="preserve">9. Fix our table's thinking</w:t>
+      </w:r>
+    </w:p>
+    <w:p>
+      <w:pPr>
+        <w:spacing w:after="40" w:before="0"/>
+      </w:pPr>
+      <w:r>
+        <w:t xml:space="preserve">   Step 1 (The problem): In plants and animals, reflective symmetry is called:</w:t>
+      </w:r>
+    </w:p>
+    <w:p>
+      <w:pPr>
+        <w:spacing w:after="40" w:before="0"/>
+      </w:pPr>
+      <w:r>
+        <w:t xml:space="preserve">   Step 2 (A classmate at our table answered): a mirror image</w:t>
+      </w:r>
+    </w:p>
+    <w:p>
+      <w:pPr>
+        <w:spacing w:after="60" w:before="0"/>
+      </w:pPr>
+      <w:r>
+        <w:rPr>
+          <w:i/>
+          <w:iCs/>
+        </w:rPr>
+        <w:t xml:space="preserve">Which step has the mistake? Explain and fix it:</w:t>
       </w:r>
     </w:p>
     <w:p>
@@ -807,72 +946,6 @@
           <w:color w:val="BBBBBB"/>
         </w:rPr>
         <w:t xml:space="preserve">______________________________________________________________________</w:t>
-      </w:r>
-    </w:p>
-    <w:p>
-      <w:pPr>
-        <w:spacing w:after="60" w:before="120"/>
-      </w:pPr>
-      <w:r>
-        <w:rPr>
-          <w:color w:val="BBBBBB"/>
-        </w:rPr>
-        <w:t xml:space="preserve">______________________________________________________________________</w:t>
-      </w:r>
-    </w:p>
-    <w:p>
-      <w:pPr>
-        <w:spacing w:after="60" w:before="120"/>
-      </w:pPr>
-      <w:r>
-        <w:rPr>
-          <w:color w:val="BBBBBB"/>
-        </w:rPr>
-        <w:t xml:space="preserve">______________________________________________________________________</w:t>
-      </w:r>
-    </w:p>
-    <w:p>
-      <w:pPr>
-        <w:spacing w:after="80" w:before="0"/>
-      </w:pPr>
-      <w:r>
-        <w:rPr>
-          <w:b/>
-          <w:bCs/>
-        </w:rPr>
-        <w:t xml:space="preserve">8. Which is the best test for whether a figure has bilateral symmetry?</w:t>
-      </w:r>
-    </w:p>
-    <w:p>
-      <w:pPr>
-        <w:spacing w:after="40" w:before="0"/>
-      </w:pPr>
-      <w:r>
-        <w:t xml:space="preserve">     A. Find a line where one side is the mirror image of the other</w:t>
-      </w:r>
-    </w:p>
-    <w:p>
-      <w:pPr>
-        <w:spacing w:after="40" w:before="0"/>
-      </w:pPr>
-      <w:r>
-        <w:t xml:space="preserve">     B. Check whether the figure has an even number of parts</w:t>
-      </w:r>
-    </w:p>
-    <w:p>
-      <w:pPr>
-        <w:spacing w:after="40" w:before="0"/>
-      </w:pPr>
-      <w:r>
-        <w:t xml:space="preserve">     C. Check whether the figure is found in nature</w:t>
-      </w:r>
-    </w:p>
-    <w:p>
-      <w:pPr>
-        <w:spacing w:after="40" w:before="0"/>
-      </w:pPr>
-      <w:r>
-        <w:t xml:space="preserve">     D. Check whether the figure looks beautiful to you</w:t>
       </w:r>
     </w:p>
     <w:p>
@@ -913,7 +986,7 @@
           <w:b/>
           <w:bCs/>
         </w:rPr>
-        <w:t xml:space="preserve">1. A. The two sides of the butterfly look like mirror images</w:t>
+        <w:t xml:space="preserve">1. B. The two sides of the butterfly look like mirror images</w:t>
       </w:r>
     </w:p>
     <w:p>
@@ -945,7 +1018,7 @@
           <w:b/>
           <w:bCs/>
         </w:rPr>
-        <w:t xml:space="preserve">2. A. bilateral symmetry</w:t>
+        <w:t xml:space="preserve">2. C. bilateral symmetry</w:t>
       </w:r>
     </w:p>
     <w:p>
@@ -977,7 +1050,7 @@
           <w:b/>
           <w:bCs/>
         </w:rPr>
-        <w:t xml:space="preserve">3. A. Our brains are wired to favor balance, and bilateral symmetry provides balance</w:t>
+        <w:t xml:space="preserve">3. C. Draw a line down the middle of the layer and check that each side mirrors the other</w:t>
       </w:r>
     </w:p>
     <w:p>
@@ -985,7 +1058,7 @@
         <w:spacing w:after="20" w:before="0"/>
       </w:pPr>
       <w:r>
-        <w:t xml:space="preserve">     The lesson says it directly: our brains are wired to favor balance, and bilateral symmetry provides balance.</w:t>
+        <w:t xml:space="preserve">     Draw a line down the middle of the layer. Run it along the center of each leaf. Then compare the two sides. One side should be a mirror image of the other.</w:t>
       </w:r>
     </w:p>
     <w:p>
@@ -1009,7 +1082,19 @@
           <w:b/>
           <w:bCs/>
         </w:rPr>
-        <w:t xml:space="preserve">4. A. All 17,000+ of them</w:t>
+        <w:t xml:space="preserve">4. Open response — answers will vary.</w:t>
+      </w:r>
+    </w:p>
+    <w:p>
+      <w:pPr>
+        <w:spacing w:after="40" w:before="0"/>
+      </w:pPr>
+      <w:r>
+        <w:rPr>
+          <w:b/>
+          <w:bCs/>
+        </w:rPr>
+        <w:t xml:space="preserve">5. A. Our brains are wired to favor balance, and bilateral symmetry provides balance</w:t>
       </w:r>
     </w:p>
     <w:p>
@@ -1017,7 +1102,7 @@
         <w:spacing w:after="20" w:before="0"/>
       </w:pPr>
       <w:r>
-        <w:t xml:space="preserve">     'All butterflies have reflective symmetry' means every one of the 17,000+ species — no exceptions.</w:t>
+        <w:t xml:space="preserve">     The lesson says it directly: our brains are wired to favor balance, and bilateral symmetry provides balance.</w:t>
       </w:r>
     </w:p>
     <w:p>
@@ -1041,19 +1126,7 @@
           <w:b/>
           <w:bCs/>
         </w:rPr>
-        <w:t xml:space="preserve">5. Open response — answers will vary.</w:t>
-      </w:r>
-    </w:p>
-    <w:p>
-      <w:pPr>
-        <w:spacing w:after="40" w:before="0"/>
-      </w:pPr>
-      <w:r>
-        <w:rPr>
-          <w:b/>
-          <w:bCs/>
-        </w:rPr>
-        <w:t xml:space="preserve">6. A. 12 leaves</w:t>
+        <w:t xml:space="preserve">6. D. All 17,000+ of them</w:t>
       </w:r>
     </w:p>
     <w:p>
@@ -1061,7 +1134,7 @@
         <w:spacing w:after="20" w:before="0"/>
       </w:pPr>
       <w:r>
-        <w:t xml:space="preserve">     One layer per week for 6 weeks is 6 layers, and 6 layers × 2 leaves = 12 leaves.</w:t>
+        <w:t xml:space="preserve">     'All butterflies have reflective symmetry' means every one of the 17,000+ species — no exceptions.</w:t>
       </w:r>
     </w:p>
     <w:p>
@@ -1097,7 +1170,7 @@
           <w:b/>
           <w:bCs/>
         </w:rPr>
-        <w:t xml:space="preserve">8. A. Find a line where one side is the mirror image of the other</w:t>
+        <w:t xml:space="preserve">8. C. 12 leaves</w:t>
       </w:r>
     </w:p>
     <w:p>
@@ -1105,7 +1178,7 @@
         <w:spacing w:after="20" w:before="0"/>
       </w:pPr>
       <w:r>
-        <w:t xml:space="preserve">     Bilateral symmetry means exactly this: there is a line across which the two sides are mirror images.</w:t>
+        <w:t xml:space="preserve">     One layer per week for 6 weeks is 6 layers, and 6 layers × 2 leaves = 12 leaves.</w:t>
       </w:r>
     </w:p>
     <w:p>
@@ -1118,6 +1191,34 @@
           <w:iCs/>
         </w:rPr>
         <w:t xml:space="preserve">     Watch for: Thinking a figure lacks bilateral symmetry just because its line of symmetry is not vertical — the mirror line can run in any direction, and the test is whether the two sides match across it.</w:t>
+      </w:r>
+    </w:p>
+    <w:p>
+      <w:pPr>
+        <w:spacing w:after="40" w:before="0"/>
+      </w:pPr>
+      <w:r>
+        <w:rPr>
+          <w:b/>
+          <w:bCs/>
+        </w:rPr>
+        <w:t xml:space="preserve">9. Fix our table's thinking</w:t>
+      </w:r>
+    </w:p>
+    <w:p>
+      <w:pPr>
+        <w:spacing w:after="20" w:before="0"/>
+      </w:pPr>
+      <w:r>
+        <w:t xml:space="preserve">     The mistake is in Step 2.</w:t>
+      </w:r>
+    </w:p>
+    <w:p>
+      <w:pPr>
+        <w:spacing w:after="20" w:before="0"/>
+      </w:pPr>
+      <w:r>
+        <w:t xml:space="preserve">     Correct work: The correct answer is bilateral symmetry. The lesson says it directly: all butterflies have reflective symmetry, and in plants and animals this is called bilateral symmetry.</w:t>
       </w:r>
     </w:p>
     <w:sectPr>
@@ -1306,7 +1407,14 @@
 <file path=word/styles.xml><?xml version="1.0" encoding="utf-8"?>
 <w:styles xmlns:mc="http://schemas.openxmlformats.org/markup-compatibility/2006" xmlns:r="http://schemas.openxmlformats.org/officeDocument/2006/relationships" xmlns:w="http://schemas.openxmlformats.org/wordprocessingml/2006/main" xmlns:w14="http://schemas.microsoft.com/office/word/2010/wordml" xmlns:w15="http://schemas.microsoft.com/office/word/2012/wordml" mc:Ignorable="w14 w15">
   <w:docDefaults>
-    <w:rPrDefault/>
+    <w:rPrDefault>
+      <w:rPr>
+        <w:rFonts w:ascii="Arial" w:cs="Arial" w:eastAsia="Arial" w:hAnsi="Arial"/>
+        <w:sz w:val="22"/>
+        <w:szCs w:val="22"/>
+        <w:lang w:val="en-US"/>
+      </w:rPr>
+    </w:rPrDefault>
     <w:pPrDefault/>
   </w:docDefaults>
   <w:style w:type="paragraph" w:styleId="Title">
@@ -1324,10 +1432,16 @@
     <w:basedOn w:val="Normal"/>
     <w:next w:val="Normal"/>
     <w:qFormat/>
+    <w:pPr>
+      <w:keepNext/>
+    </w:pPr>
     <w:rPr>
-      <w:color w:val="2E74B5"/>
-      <w:sz w:val="32"/>
-      <w:szCs w:val="32"/>
+      <w:rFonts w:ascii="Arial" w:cs="Arial" w:eastAsia="Arial" w:hAnsi="Arial"/>
+      <w:b/>
+      <w:bCs/>
+      <w:color w:val="183E56"/>
+      <w:sz w:val="34"/>
+      <w:szCs w:val="34"/>
     </w:rPr>
   </w:style>
   <w:style w:type="paragraph" w:styleId="Heading2">
@@ -1335,8 +1449,14 @@
     <w:basedOn w:val="Normal"/>
     <w:next w:val="Normal"/>
     <w:qFormat/>
+    <w:pPr>
+      <w:keepNext/>
+    </w:pPr>
     <w:rPr>
-      <w:color w:val="2E74B5"/>
+      <w:rFonts w:ascii="Arial" w:cs="Arial" w:eastAsia="Arial" w:hAnsi="Arial"/>
+      <w:b/>
+      <w:bCs/>
+      <w:color w:val="176B70"/>
       <w:sz w:val="26"/>
       <w:szCs w:val="26"/>
     </w:rPr>

--- a/lessons/10-2-group1/homework.docx
+++ b/lessons/10-2-group1/homework.docx
@@ -959,268 +959,6 @@
         <w:t xml:space="preserve">______________________________________________________________________</w:t>
       </w:r>
     </w:p>
-    <w:p>
-      <w:r>
-        <w:br w:type="page"/>
-      </w:r>
-    </w:p>
-    <w:p>
-      <w:pPr>
-        <w:pStyle w:val="Heading1"/>
-        <w:spacing w:after="120"/>
-      </w:pPr>
-      <w:r>
-        <w:rPr>
-          <w:b/>
-          <w:bCs/>
-        </w:rPr>
-        <w:t xml:space="preserve">Answer Key (Teacher)</w:t>
-      </w:r>
-    </w:p>
-    <w:p>
-      <w:pPr>
-        <w:spacing w:after="40" w:before="0"/>
-      </w:pPr>
-      <w:r>
-        <w:rPr>
-          <w:b/>
-          <w:bCs/>
-        </w:rPr>
-        <w:t xml:space="preserve">1. B. The two sides of the butterfly look like mirror images</w:t>
-      </w:r>
-    </w:p>
-    <w:p>
-      <w:pPr>
-        <w:spacing w:after="20" w:before="0"/>
-      </w:pPr>
-      <w:r>
-        <w:t xml:space="preserve">     Symmetric means one side is a mirror image of the other — that is exactly what we see across the butterfly's body.</w:t>
-      </w:r>
-    </w:p>
-    <w:p>
-      <w:pPr>
-        <w:spacing w:after="80" w:before="0"/>
-      </w:pPr>
-      <w:r>
-        <w:rPr>
-          <w:i/>
-          <w:iCs/>
-        </w:rPr>
-        <w:t xml:space="preserve">     Watch for: Thinking a figure lacks bilateral symmetry just because its line of symmetry is not vertical — the mirror line can run in any direction, and the test is whether the two sides match across it.</w:t>
-      </w:r>
-    </w:p>
-    <w:p>
-      <w:pPr>
-        <w:spacing w:after="40" w:before="0"/>
-      </w:pPr>
-      <w:r>
-        <w:rPr>
-          <w:b/>
-          <w:bCs/>
-        </w:rPr>
-        <w:t xml:space="preserve">2. C. bilateral symmetry</w:t>
-      </w:r>
-    </w:p>
-    <w:p>
-      <w:pPr>
-        <w:spacing w:after="20" w:before="0"/>
-      </w:pPr>
-      <w:r>
-        <w:t xml:space="preserve">     The lesson says it directly: all butterflies have reflective symmetry, and in plants and animals this is called bilateral symmetry.</w:t>
-      </w:r>
-    </w:p>
-    <w:p>
-      <w:pPr>
-        <w:spacing w:after="80" w:before="0"/>
-      </w:pPr>
-      <w:r>
-        <w:rPr>
-          <w:i/>
-          <w:iCs/>
-        </w:rPr>
-        <w:t xml:space="preserve">     Watch for: Thinking a figure lacks bilateral symmetry just because its line of symmetry is not vertical — the mirror line can run in any direction, and the test is whether the two sides match across it.</w:t>
-      </w:r>
-    </w:p>
-    <w:p>
-      <w:pPr>
-        <w:spacing w:after="40" w:before="0"/>
-      </w:pPr>
-      <w:r>
-        <w:rPr>
-          <w:b/>
-          <w:bCs/>
-        </w:rPr>
-        <w:t xml:space="preserve">3. C. Draw a line down the middle of the layer and check that each side mirrors the other</w:t>
-      </w:r>
-    </w:p>
-    <w:p>
-      <w:pPr>
-        <w:spacing w:after="20" w:before="0"/>
-      </w:pPr>
-      <w:r>
-        <w:t xml:space="preserve">     Draw a line down the middle of the layer. Run it along the center of each leaf. Then compare the two sides. One side should be a mirror image of the other.</w:t>
-      </w:r>
-    </w:p>
-    <w:p>
-      <w:pPr>
-        <w:spacing w:after="80" w:before="0"/>
-      </w:pPr>
-      <w:r>
-        <w:rPr>
-          <w:i/>
-          <w:iCs/>
-        </w:rPr>
-        <w:t xml:space="preserve">     Watch for: Thinking a figure lacks bilateral symmetry just because its line of symmetry is not vertical — the mirror line can run in any direction, and the test is whether the two sides match across it.</w:t>
-      </w:r>
-    </w:p>
-    <w:p>
-      <w:pPr>
-        <w:spacing w:after="40" w:before="0"/>
-      </w:pPr>
-      <w:r>
-        <w:rPr>
-          <w:b/>
-          <w:bCs/>
-        </w:rPr>
-        <w:t xml:space="preserve">4. Open response — answers will vary.</w:t>
-      </w:r>
-    </w:p>
-    <w:p>
-      <w:pPr>
-        <w:spacing w:after="40" w:before="0"/>
-      </w:pPr>
-      <w:r>
-        <w:rPr>
-          <w:b/>
-          <w:bCs/>
-        </w:rPr>
-        <w:t xml:space="preserve">5. A. Our brains are wired to favor balance, and bilateral symmetry provides balance</w:t>
-      </w:r>
-    </w:p>
-    <w:p>
-      <w:pPr>
-        <w:spacing w:after="20" w:before="0"/>
-      </w:pPr>
-      <w:r>
-        <w:t xml:space="preserve">     The lesson says it directly: our brains are wired to favor balance, and bilateral symmetry provides balance.</w:t>
-      </w:r>
-    </w:p>
-    <w:p>
-      <w:pPr>
-        <w:spacing w:after="80" w:before="0"/>
-      </w:pPr>
-      <w:r>
-        <w:rPr>
-          <w:i/>
-          <w:iCs/>
-        </w:rPr>
-        <w:t xml:space="preserve">     Watch for: Thinking a figure lacks bilateral symmetry just because its line of symmetry is not vertical — the mirror line can run in any direction, and the test is whether the two sides match across it.</w:t>
-      </w:r>
-    </w:p>
-    <w:p>
-      <w:pPr>
-        <w:spacing w:after="40" w:before="0"/>
-      </w:pPr>
-      <w:r>
-        <w:rPr>
-          <w:b/>
-          <w:bCs/>
-        </w:rPr>
-        <w:t xml:space="preserve">6. D. All 17,000+ of them</w:t>
-      </w:r>
-    </w:p>
-    <w:p>
-      <w:pPr>
-        <w:spacing w:after="20" w:before="0"/>
-      </w:pPr>
-      <w:r>
-        <w:t xml:space="preserve">     'All butterflies have reflective symmetry' means every one of the 17,000+ species — no exceptions.</w:t>
-      </w:r>
-    </w:p>
-    <w:p>
-      <w:pPr>
-        <w:spacing w:after="80" w:before="0"/>
-      </w:pPr>
-      <w:r>
-        <w:rPr>
-          <w:i/>
-          <w:iCs/>
-        </w:rPr>
-        <w:t xml:space="preserve">     Watch for: Thinking a figure lacks bilateral symmetry just because its line of symmetry is not vertical — the mirror line can run in any direction, and the test is whether the two sides match across it.</w:t>
-      </w:r>
-    </w:p>
-    <w:p>
-      <w:pPr>
-        <w:spacing w:after="40" w:before="0"/>
-      </w:pPr>
-      <w:r>
-        <w:rPr>
-          <w:b/>
-          <w:bCs/>
-        </w:rPr>
-        <w:t xml:space="preserve">7. Open response — answers will vary.</w:t>
-      </w:r>
-    </w:p>
-    <w:p>
-      <w:pPr>
-        <w:spacing w:after="40" w:before="0"/>
-      </w:pPr>
-      <w:r>
-        <w:rPr>
-          <w:b/>
-          <w:bCs/>
-        </w:rPr>
-        <w:t xml:space="preserve">8. C. 12 leaves</w:t>
-      </w:r>
-    </w:p>
-    <w:p>
-      <w:pPr>
-        <w:spacing w:after="20" w:before="0"/>
-      </w:pPr>
-      <w:r>
-        <w:t xml:space="preserve">     One layer per week for 6 weeks is 6 layers, and 6 layers × 2 leaves = 12 leaves.</w:t>
-      </w:r>
-    </w:p>
-    <w:p>
-      <w:pPr>
-        <w:spacing w:after="80" w:before="0"/>
-      </w:pPr>
-      <w:r>
-        <w:rPr>
-          <w:i/>
-          <w:iCs/>
-        </w:rPr>
-        <w:t xml:space="preserve">     Watch for: Thinking a figure lacks bilateral symmetry just because its line of symmetry is not vertical — the mirror line can run in any direction, and the test is whether the two sides match across it.</w:t>
-      </w:r>
-    </w:p>
-    <w:p>
-      <w:pPr>
-        <w:spacing w:after="40" w:before="0"/>
-      </w:pPr>
-      <w:r>
-        <w:rPr>
-          <w:b/>
-          <w:bCs/>
-        </w:rPr>
-        <w:t xml:space="preserve">9. Fix our table's thinking</w:t>
-      </w:r>
-    </w:p>
-    <w:p>
-      <w:pPr>
-        <w:spacing w:after="20" w:before="0"/>
-      </w:pPr>
-      <w:r>
-        <w:t xml:space="preserve">     The mistake is in Step 2.</w:t>
-      </w:r>
-    </w:p>
-    <w:p>
-      <w:pPr>
-        <w:spacing w:after="20" w:before="0"/>
-      </w:pPr>
-      <w:r>
-        <w:t xml:space="preserve">     Correct work: The correct answer is bilateral symmetry. The lesson says it directly: all butterflies have reflective symmetry, and in plants and animals this is called bilateral symmetry.</w:t>
-      </w:r>
-    </w:p>
     <w:sectPr>
       <w:pgSz w:w="11906" w:h="16838" w:orient="portrait"/>
       <w:pgMar w:top="720" w:right="900" w:bottom="720" w:left="900" w:header="708" w:footer="708" w:gutter="0"/>
